--- a/reports/united-states/Liquidity_Watch_Report.docx
+++ b/reports/united-states/Liquidity_Watch_Report.docx
@@ -64,7 +64,23 @@
           <w:sz w:val="18"/>
           <w:szCs w:val="18"/>
         </w:rPr>
-        <w:t xml:space="preserve">   September 6, </w:t>
+        <w:t xml:space="preserve">   September </w:t>
+      </w:r>
+      <w:r>
+        <w:rPr>
+          <w:color w:val="595959"/>
+          <w:sz w:val="18"/>
+          <w:szCs w:val="18"/>
+        </w:rPr>
+        <w:t>13</w:t>
+      </w:r>
+      <w:r>
+        <w:rPr>
+          <w:color w:val="595959"/>
+          <w:sz w:val="18"/>
+          <w:szCs w:val="18"/>
+        </w:rPr>
+        <w:t xml:space="preserve">, </w:t>
       </w:r>
       <w:r>
         <w:rPr>
@@ -114,7 +130,22 @@
         <w:jc w:val="both"/>
       </w:pPr>
       <w:r>
-        <w:t>The big picture remains strong flows into equities with average options and positive gamma, creating an environment of “sogginess.” The problem is leverage: speculative activity will not allow the market to remain at these levels for much longer.</w:t>
+        <w:t xml:space="preserve">The big picture remains strong flows into equities with average options and positive gamma, creating an environment of “sogginess.” The problem is </w:t>
+      </w:r>
+      <w:r>
+        <w:t>lack of catalysts</w:t>
+      </w:r>
+      <w:r>
+        <w:t xml:space="preserve">: </w:t>
+      </w:r>
+      <w:r>
+        <w:t xml:space="preserve">macro is terrible </w:t>
+      </w:r>
+      <w:r>
+        <w:t xml:space="preserve">leading to bearish </w:t>
+      </w:r>
+      <w:r>
+        <w:t xml:space="preserve">headlines. Despite this, major U.S indexes remain near ATH. </w:t>
       </w:r>
     </w:p>
     <w:p>
@@ -193,10 +224,25 @@
         <w:jc w:val="both"/>
       </w:pPr>
       <w:r>
-        <w:t xml:space="preserve">The concern is not the absolute level of leverage but the change in direction. Margin debt growth has largely stalled over the last two months, and preliminary August data suggest only limited additional expansion. If equity returns soften through September and October, leverage growth will contract month-over-month or quarter-over-quarter. While current conditions remain supportive, markets appear increasingly dependent on continued credit expansion — underscored by the fact that the Nasdaq has not made a </w:t>
-      </w:r>
-      <w:r>
-        <w:t>new all-time high in three months and has been flat for four.</w:t>
+        <w:t>The concern is not the absolute level of leverage but the</w:t>
+      </w:r>
+      <w:r>
+        <w:t xml:space="preserve"> potential</w:t>
+      </w:r>
+      <w:r>
+        <w:t xml:space="preserve"> change in direction. Margin debt growth has largely stalled over the last t</w:t>
+      </w:r>
+      <w:r>
+        <w:t xml:space="preserve">hree </w:t>
+      </w:r>
+      <w:r>
+        <w:t>months</w:t>
+      </w:r>
+      <w:r>
+        <w:t xml:space="preserve"> (June-August)</w:t>
+      </w:r>
+      <w:r>
+        <w:t>. If equity returns soften through September and October, leverage growth will contract month-over-month or quarter-over-quarter. While current conditions remain supportive, markets appear increasingly dependent on continued credit expansion — underscored by the fact that the Nasdaq has not made a new all-time high in three months and has been flat for four.</w:t>
       </w:r>
     </w:p>
     <w:p>
@@ -224,37 +270,13 @@
         <w:jc w:val="both"/>
       </w:pPr>
       <w:r>
-        <w:t xml:space="preserve">Retail is no longer becoming more aggressive. YTD DARTs and DATS from brokerage reports show: </w:t>
-      </w:r>
-      <w:r>
-        <w:rPr>
-          <w:b/>
-          <w:bCs/>
-        </w:rPr>
-        <w:t xml:space="preserve">January–March: </w:t>
-      </w:r>
-      <w:r>
-        <w:t xml:space="preserve">gradual decline; </w:t>
-      </w:r>
-      <w:r>
-        <w:rPr>
-          <w:b/>
-          <w:bCs/>
-        </w:rPr>
-        <w:t xml:space="preserve">April–June: </w:t>
-      </w:r>
-      <w:r>
-        <w:t xml:space="preserve">strong reacceleration; </w:t>
-      </w:r>
-      <w:r>
-        <w:rPr>
-          <w:b/>
-          <w:bCs/>
-        </w:rPr>
-        <w:t xml:space="preserve">July–August: </w:t>
-      </w:r>
-      <w:r>
-        <w:t>another pullback.</w:t>
+        <w:t>Retail is no longer becoming more aggressive. YTD DARTs and DATS reported by Interactive Brokers, Robinhood and Charles Schwab show a gradual decline from January to March, a strong reacceleration between April and June, and another pullback during July and August. While retail participation remains historically elevated, supported by strong account growth, elevated margin balances and continued risk appetite, recent brokerage data suggest that retail engagement has stopped accelerating</w:t>
+      </w:r>
+      <w:r>
+        <w:t xml:space="preserve"> (June – August)</w:t>
+      </w:r>
+      <w:r>
+        <w:t xml:space="preserve"> after a significant expansion between 2024 and mid-2026. The latest data indicate that trading activity is moderating, with part of the recent slowdown likely reflecting a shift in speculative activity towards digital assets.</w:t>
       </w:r>
     </w:p>
     <w:p>
@@ -262,23 +284,24 @@
         <w:spacing w:after="160" w:line="276" w:lineRule="auto"/>
         <w:jc w:val="both"/>
       </w:pPr>
-      <w:r>
-        <w:t xml:space="preserve">Retail participation remains elevated, while brokers’ willingness to extend credit remains supportive. However, both indicators are showing signs of deceleration </w:t>
-      </w:r>
-      <w:hyperlink w:anchor="fig4" w:history="1">
-        <w:r>
-          <w:rPr>
-            <w:i/>
-            <w:iCs/>
-            <w:color w:val="0F5C82"/>
-            <w:u w:val="single"/>
-          </w:rPr>
-          <w:t>(Figure 4)</w:t>
-        </w:r>
-      </w:hyperlink>
-      <w:r>
-        <w:t>. This does not signal an immediate reversal in risk appetite, but one of the key engines is becoming less powerful. If retail demand and leverage expansion continue to moderate, the burden of sustaining higher equity prices will increasingly fall on institutional and foreign capital flows.</w:t>
-      </w:r>
+    </w:p>
+    <w:p>
+      <w:pPr>
+        <w:spacing w:after="160" w:line="276" w:lineRule="auto"/>
+        <w:jc w:val="both"/>
+      </w:pPr>
+    </w:p>
+    <w:p>
+      <w:pPr>
+        <w:spacing w:after="160" w:line="276" w:lineRule="auto"/>
+        <w:jc w:val="both"/>
+      </w:pPr>
+    </w:p>
+    <w:p>
+      <w:pPr>
+        <w:spacing w:after="160" w:line="276" w:lineRule="auto"/>
+        <w:jc w:val="both"/>
+      </w:pPr>
     </w:p>
     <w:p>
       <w:pPr>
@@ -296,6 +319,7 @@
           <w:sz w:val="26"/>
           <w:szCs w:val="26"/>
         </w:rPr>
+        <w:lastRenderedPageBreak/>
         <w:t>Major Capital Flows</w:t>
       </w:r>
     </w:p>
@@ -334,11 +358,7 @@
         </w:r>
       </w:hyperlink>
       <w:r>
-        <w:t xml:space="preserve">. Since mid-2024, foreign bond purchases have stalled and subsequently weakened, while equity inflows have </w:t>
-      </w:r>
-      <w:r>
-        <w:lastRenderedPageBreak/>
-        <w:t>accelerated to new cycle highs. The divergence suggests investors remain focused on the earnings and growth opportunities associated with the AI investment cycle.</w:t>
+        <w:t>. Since mid-2024, foreign bond purchases have stalled and subsequently weakened, while equity inflows have accelerated to new cycle highs. The divergence suggests investors remain focused on the earnings and growth opportunities associated with the AI investment cycle.</w:t>
       </w:r>
     </w:p>
     <w:p>
@@ -385,10 +405,7 @@
         <w:jc w:val="both"/>
       </w:pPr>
       <w:r>
-        <w:t xml:space="preserve">Mutual funds continue to allocate heavily toward fixed income products, providing an offset to weaker international demand. </w:t>
-      </w:r>
-      <w:r>
-        <w:t xml:space="preserve">Meanwhile, ETF equity issuance remains exceptionally strong, with cumulative equity flows reaching approximately $1 trillion and continuing to support market liquidity </w:t>
+        <w:t xml:space="preserve">Mutual funds continue to allocate heavily toward fixed income products, providing an offset to weaker international demand. Meanwhile, ETF equity issuance remains exceptionally strong, with cumulative equity flows reaching approximately $1 trillion and continuing to support market liquidity </w:t>
       </w:r>
       <w:hyperlink w:anchor="fig7" w:history="1">
         <w:r>
@@ -449,7 +466,10 @@
         <w:jc w:val="both"/>
       </w:pPr>
       <w:r>
-        <w:t xml:space="preserve">Two problems stand out: flows relative to asset size are tiny compared to other periods </w:t>
+        <w:t>One key issue stands out: flows relative to asset size remain modest both historically and relative to the current asset base</w:t>
+      </w:r>
+      <w:r>
+        <w:t xml:space="preserve"> </w:t>
       </w:r>
       <w:hyperlink w:anchor="fig9" w:history="1">
         <w:r>
@@ -463,7 +483,13 @@
         </w:r>
       </w:hyperlink>
       <w:r>
-        <w:t>, and growth rates should be higher given recent market gains and optimism.</w:t>
+        <w:t xml:space="preserve">. </w:t>
+      </w:r>
+      <w:r>
+        <w:t>For example, in Q4 2021, BlackRock generated approximately $850 billion of trailing twelve-month equity flows, equivalent to roughly 11% of equity AUM. Today, the comparable figure is closer to 5%</w:t>
+      </w:r>
+      <w:r>
+        <w:t>.</w:t>
       </w:r>
     </w:p>
     <w:p>
@@ -523,7 +549,13 @@
         <w:jc w:val="both"/>
       </w:pPr>
       <w:r>
-        <w:t>Option volumes: a surge in volumes from April to June resulted in positive dealer gamma, stabilizing markets by depressing volatility (markets finding no clear direction). This has encouraged volatility-selling strategies and systematic positioning.</w:t>
+        <w:t xml:space="preserve">Option volumes: a surge in volumes from April to June </w:t>
+      </w:r>
+      <w:r>
+        <w:t xml:space="preserve">and continued activity has </w:t>
+      </w:r>
+      <w:r>
+        <w:t>resulted in positive dealer gamma, stabilizing markets by depressing volatility. This has encouraged volatility-selling strategies and systematic positioning.</w:t>
       </w:r>
     </w:p>
     <w:p>
@@ -532,7 +564,7 @@
         <w:jc w:val="both"/>
       </w:pPr>
       <w:r>
-        <w:t>As September OPEX approaches and dealer exposure resets, this stabilizing influence could weaken.</w:t>
+        <w:t>As September OPEX approaches and dealer exposure resets, some of this stabilizing influence could weaken. At the same time, quarter-end pension rebalancing may create an additional source of equity selling and fixed-income buying, particularly as systematic equity exposure has rebuilt from the July lows.</w:t>
       </w:r>
     </w:p>
     <w:p>
@@ -542,8 +574,6 @@
           <w:bottom w:val="single" w:sz="8" w:space="4" w:color="0F5C82"/>
         </w:pBdr>
         <w:spacing w:before="320" w:after="120"/>
-      </w:pPr>
-      <w:r>
         <w:rPr>
           <w:b/>
           <w:bCs/>
@@ -551,6 +581,24 @@
           <w:sz w:val="26"/>
           <w:szCs w:val="26"/>
         </w:rPr>
+      </w:pPr>
+    </w:p>
+    <w:p>
+      <w:pPr>
+        <w:pStyle w:val="Heading1"/>
+        <w:pBdr>
+          <w:bottom w:val="single" w:sz="8" w:space="4" w:color="0F5C82"/>
+        </w:pBdr>
+        <w:spacing w:before="320" w:after="120"/>
+      </w:pPr>
+      <w:r>
+        <w:rPr>
+          <w:b/>
+          <w:bCs/>
+          <w:color w:val="1F3864"/>
+          <w:sz w:val="26"/>
+          <w:szCs w:val="26"/>
+        </w:rPr>
         <w:t>Path Forward</w:t>
       </w:r>
     </w:p>
@@ -567,38 +615,18 @@
         <w:t xml:space="preserve">Catalysts: </w:t>
       </w:r>
       <w:r>
-        <w:t xml:space="preserve">Another week of energy gains, a potentially hot CPI release, and September OPEX could allow the bear narrative to re-emerge as weaker incremental buying emerges. Rising consumer credit growth alongside continued bank and Fed Treasury holdings activity </w:t>
-      </w:r>
-      <w:hyperlink w:anchor="fig11" w:history="1">
-        <w:r>
-          <w:rPr>
-            <w:i/>
-            <w:iCs/>
-            <w:color w:val="0F5C82"/>
-            <w:u w:val="single"/>
-          </w:rPr>
-          <w:t>(Figure 11)</w:t>
-        </w:r>
-      </w:hyperlink>
-      <w:r>
-        <w:t xml:space="preserve"> points to inflationary pressure that is likely to stay elevated rather than fade.</w:t>
+        <w:t>Markets are approaching several near-term events that could challenge the current low-volatility environment. September OPEX may reduce dealer gamma support and expose equities to greater directional moves, particularly if volatility continues to rise and the S&amp;P 500 breaks below key support near 7,600. In addition, upcoming developments surrounding Oman-Iran negotiations and the Federal Reserve meeting could act as catalysts for repositioning.</w:t>
       </w:r>
     </w:p>
     <w:p>
       <w:pPr>
         <w:spacing w:after="160" w:line="276" w:lineRule="auto"/>
         <w:jc w:val="both"/>
-      </w:pPr>
-      <w:r>
         <w:rPr>
           <w:b/>
           <w:bCs/>
         </w:rPr>
-        <w:t xml:space="preserve">Infrastructure problems: </w:t>
-      </w:r>
-      <w:r>
-        <w:t>Semiconductor supply chains remain vulnerable. Taiwan’s advanced chip industry relies on imported natural gas and industrial inputs such as helium, and ongoing disruption in the Middle East has increased risks to energy and shipping routes. Any deterioration in supply-chain stability could amplify existing concentration risks surrounding the AI theme.</w:t>
-      </w:r>
+      </w:pPr>
     </w:p>
     <w:p>
       <w:pPr>
@@ -610,27 +638,36 @@
           <w:b/>
           <w:bCs/>
         </w:rPr>
-        <w:lastRenderedPageBreak/>
-        <w:t xml:space="preserve">Tactical view: </w:t>
-      </w:r>
-      <w:r>
-        <w:t>These catalysts could provide a reality check to traders, creating a dynamic of slowing leverage growth, fading retail momentum, and reduced gamma support — leaving the market vulnerable to higher volatility.</w:t>
+        <w:t xml:space="preserve">Infrastructure problems: </w:t>
+      </w:r>
+      <w:r>
+        <w:t>Infrastructure constraints: Semiconductor supply chains remain vulnerable despite strong AI-driven demand. Taiwan's advanced chip ecosystem remains dependent on imported energy and industrial gases, including natural gas and helium. Current inventories provide a buffer, but a prolonged disruption to supply routes could begin affecting production capacity by late Q4. Given the market's concentration in AI-related beneficiaries, any material constraint on semiconductor output could have implications far beyond the technology sector.</w:t>
       </w:r>
     </w:p>
     <w:p>
       <w:pPr>
         <w:spacing w:after="160" w:line="276" w:lineRule="auto"/>
         <w:jc w:val="both"/>
-      </w:pPr>
-      <w:r>
         <w:rPr>
           <w:b/>
           <w:bCs/>
         </w:rPr>
-        <w:t xml:space="preserve">Probability-weighted view: </w:t>
-      </w:r>
-      <w:r>
-        <w:t>I assign roughly an 85% probability that the catalysts outlined above materialize. If the market cannot sustain a pullback of more than 5% from current levels, this is likely to trigger systemic selling, pushing the VIX toward the 17–18 range. We expect this drawdown to occur ahead of September OPEX. A confirmed break of that level would open the door to a second leg lower of a similar magnitude (~5% further), which we view as the higher-risk catalyst for a disorderly, flash-crash-style decline rather than an orderly correction</w:t>
+      </w:pPr>
+    </w:p>
+    <w:p>
+      <w:pPr>
+        <w:spacing w:after="160" w:line="276" w:lineRule="auto"/>
+        <w:jc w:val="both"/>
+      </w:pPr>
+      <w:r>
+        <w:rPr>
+          <w:b/>
+          <w:bCs/>
+        </w:rPr>
+        <w:t xml:space="preserve">Tactical view: </w:t>
+      </w:r>
+      <w:r>
+        <w:t>The market appears to be transitioning from an environment of accelerating liquidity to one of moderation. While this raises the probability of a deeper pullback, confirmation is still required. The most important indicators over the coming weeks will be ETF flows, options positioning and market sentiment following September OPEX, together with developments in the Iran conflict.</w:t>
       </w:r>
     </w:p>
     <w:p>
@@ -1462,139 +1499,9 @@
         </w:drawing>
       </w:r>
     </w:p>
-    <w:p>
-      <w:pPr>
-        <w:keepNext/>
-        <w:spacing w:before="240" w:after="60"/>
-      </w:pPr>
-      <w:bookmarkStart w:id="10" w:name="fig11"/>
-      <w:r>
-        <w:rPr>
-          <w:b/>
-          <w:bCs/>
-          <w:color w:val="1F3864"/>
-          <w:sz w:val="21"/>
-          <w:szCs w:val="21"/>
-        </w:rPr>
-        <w:lastRenderedPageBreak/>
-        <w:t>Figure 11</w:t>
-      </w:r>
-      <w:r>
-        <w:rPr>
-          <w:i/>
-          <w:iCs/>
-          <w:color w:val="595959"/>
-          <w:sz w:val="21"/>
-          <w:szCs w:val="21"/>
-        </w:rPr>
-        <w:t xml:space="preserve">  —  Inflation to remain sticky — CPI vs. bank &amp; Fed Treasury holdings, alongside consumer credit growth</w:t>
-      </w:r>
-      <w:bookmarkEnd w:id="10"/>
-    </w:p>
-    <w:p>
-      <w:pPr>
-        <w:spacing w:after="80"/>
-        <w:jc w:val="center"/>
-      </w:pPr>
-      <w:r>
-        <w:rPr>
-          <w:noProof/>
-        </w:rPr>
-        <w:drawing>
-          <wp:inline distT="0" distB="0" distL="0" distR="0" wp14:anchorId="412A6296" wp14:editId="1214DC94">
-            <wp:extent cx="5760720" cy="3777239"/>
-            <wp:effectExtent l="0" t="0" r="0" b="0"/>
-            <wp:docPr id="533993589" name="Picture 533993589"/>
-            <wp:cNvGraphicFramePr>
-              <a:graphicFrameLocks xmlns:a="http://schemas.openxmlformats.org/drawingml/2006/main" noChangeAspect="1"/>
-            </wp:cNvGraphicFramePr>
-            <a:graphic xmlns:a="http://schemas.openxmlformats.org/drawingml/2006/main">
-              <a:graphicData uri="http://schemas.openxmlformats.org/drawingml/2006/picture">
-                <pic:pic xmlns:pic="http://schemas.openxmlformats.org/drawingml/2006/picture">
-                  <pic:nvPicPr>
-                    <pic:cNvPr id="0" name=""/>
-                    <pic:cNvPicPr>
-                      <a:picLocks noChangeAspect="1" noChangeArrowheads="1"/>
-                    </pic:cNvPicPr>
-                  </pic:nvPicPr>
-                  <pic:blipFill>
-                    <a:blip r:embed="rId17"/>
-                    <a:srcRect/>
-                    <a:stretch>
-                      <a:fillRect/>
-                    </a:stretch>
-                  </pic:blipFill>
-                  <pic:spPr bwMode="auto">
-                    <a:xfrm>
-                      <a:off x="0" y="0"/>
-                      <a:ext cx="5760720" cy="3777239"/>
-                    </a:xfrm>
-                    <a:prstGeom prst="rect">
-                      <a:avLst/>
-                    </a:prstGeom>
-                  </pic:spPr>
-                </pic:pic>
-              </a:graphicData>
-            </a:graphic>
-          </wp:inline>
-        </w:drawing>
-      </w:r>
-    </w:p>
-    <w:p>
-      <w:pPr>
-        <w:pBdr>
-          <w:bottom w:val="single" w:sz="4" w:space="8" w:color="BFBFBF"/>
-        </w:pBdr>
-        <w:spacing w:after="240"/>
-        <w:jc w:val="center"/>
-      </w:pPr>
-      <w:r>
-        <w:rPr>
-          <w:noProof/>
-        </w:rPr>
-        <w:drawing>
-          <wp:inline distT="0" distB="0" distL="0" distR="0" wp14:anchorId="455ECEAA" wp14:editId="612B32BD">
-            <wp:extent cx="5760720" cy="3213745"/>
-            <wp:effectExtent l="0" t="0" r="0" b="0"/>
-            <wp:docPr id="1856174122" name="Picture 1856174122"/>
-            <wp:cNvGraphicFramePr>
-              <a:graphicFrameLocks xmlns:a="http://schemas.openxmlformats.org/drawingml/2006/main" noChangeAspect="1"/>
-            </wp:cNvGraphicFramePr>
-            <a:graphic xmlns:a="http://schemas.openxmlformats.org/drawingml/2006/main">
-              <a:graphicData uri="http://schemas.openxmlformats.org/drawingml/2006/picture">
-                <pic:pic xmlns:pic="http://schemas.openxmlformats.org/drawingml/2006/picture">
-                  <pic:nvPicPr>
-                    <pic:cNvPr id="0" name=""/>
-                    <pic:cNvPicPr>
-                      <a:picLocks noChangeAspect="1" noChangeArrowheads="1"/>
-                    </pic:cNvPicPr>
-                  </pic:nvPicPr>
-                  <pic:blipFill>
-                    <a:blip r:embed="rId18"/>
-                    <a:srcRect/>
-                    <a:stretch>
-                      <a:fillRect/>
-                    </a:stretch>
-                  </pic:blipFill>
-                  <pic:spPr bwMode="auto">
-                    <a:xfrm>
-                      <a:off x="0" y="0"/>
-                      <a:ext cx="5760720" cy="3213745"/>
-                    </a:xfrm>
-                    <a:prstGeom prst="rect">
-                      <a:avLst/>
-                    </a:prstGeom>
-                  </pic:spPr>
-                </pic:pic>
-              </a:graphicData>
-            </a:graphic>
-          </wp:inline>
-        </w:drawing>
-      </w:r>
-    </w:p>
     <w:sectPr>
-      <w:headerReference w:type="default" r:id="rId19"/>
-      <w:footerReference w:type="default" r:id="rId20"/>
+      <w:headerReference w:type="default" r:id="rId17"/>
+      <w:footerReference w:type="default" r:id="rId18"/>
       <w:pgSz w:w="12240" w:h="15840"/>
       <w:pgMar w:top="1440" w:right="1440" w:bottom="1440" w:left="1440" w:header="708" w:footer="708" w:gutter="0"/>
       <w:cols w:space="720"/>
